--- a/Documento de Taller c++/Taller7_POO_Herencia_Cpp_Principiantes_Miercoles 18 de Febrero.docx
+++ b/Documento de Taller c++/Taller7_POO_Herencia_Cpp_Principiantes_Miercoles 18 de Febrero.docx
@@ -554,6 +554,13 @@
           <w:lang w:val="es-MX"/>
         </w:rPr>
       </w:pPr>
+    </w:p>
+    <w:p>
+      <w:pPr>
+        <w:rPr>
+          <w:lang w:val="es-MX"/>
+        </w:rPr>
+      </w:pPr>
       <w:r>
         <w:rPr>
           <w:highlight w:val="yellow"/>
@@ -563,11 +570,6 @@
       </w:r>
     </w:p>
     <w:p>
-      <w:pPr>
-        <w:rPr>
-          <w:lang w:val="es-MX"/>
-        </w:rPr>
-      </w:pPr>
       <w:r>
         <w:t xml:space="preserve">Un objeto es una </w:t>
       </w:r>
@@ -731,11 +733,88 @@
       </w:r>
     </w:p>
     <w:p>
+      <w:r>
+        <w:rPr>
+          <w:lang w:val="es-MX"/>
+        </w:rPr>
+        <w:drawing>
+          <wp:anchor distT="0" distB="0" distL="114300" distR="114300" simplePos="0" relativeHeight="251658240" behindDoc="0" locked="0" layoutInCell="1" allowOverlap="1" wp14:anchorId="4671DE3E" wp14:editId="2EBAB771">
+            <wp:simplePos x="0" y="0"/>
+            <wp:positionH relativeFrom="column">
+              <wp:posOffset>-83820</wp:posOffset>
+            </wp:positionH>
+            <wp:positionV relativeFrom="paragraph">
+              <wp:posOffset>138430</wp:posOffset>
+            </wp:positionV>
+            <wp:extent cx="4244340" cy="5081418"/>
+            <wp:effectExtent l="0" t="0" r="3810" b="5080"/>
+            <wp:wrapNone/>
+            <wp:docPr id="706460422" name="Imagen 1"/>
+            <wp:cNvGraphicFramePr>
+              <a:graphicFrameLocks xmlns:a="http://schemas.openxmlformats.org/drawingml/2006/main" noChangeAspect="1"/>
+            </wp:cNvGraphicFramePr>
+            <a:graphic xmlns:a="http://schemas.openxmlformats.org/drawingml/2006/main">
+              <a:graphicData uri="http://schemas.openxmlformats.org/drawingml/2006/picture">
+                <pic:pic xmlns:pic="http://schemas.openxmlformats.org/drawingml/2006/picture">
+                  <pic:nvPicPr>
+                    <pic:cNvPr id="706460422" name=""/>
+                    <pic:cNvPicPr/>
+                  </pic:nvPicPr>
+                  <pic:blipFill>
+                    <a:blip r:embed="rId9"/>
+                    <a:stretch>
+                      <a:fillRect/>
+                    </a:stretch>
+                  </pic:blipFill>
+                  <pic:spPr>
+                    <a:xfrm>
+                      <a:off x="0" y="0"/>
+                      <a:ext cx="4247316" cy="5084981"/>
+                    </a:xfrm>
+                    <a:prstGeom prst="rect">
+                      <a:avLst/>
+                    </a:prstGeom>
+                  </pic:spPr>
+                </pic:pic>
+              </a:graphicData>
+            </a:graphic>
+            <wp14:sizeRelH relativeFrom="page">
+              <wp14:pctWidth>0</wp14:pctWidth>
+            </wp14:sizeRelH>
+            <wp14:sizeRelV relativeFrom="page">
+              <wp14:pctHeight>0</wp14:pctHeight>
+            </wp14:sizeRelV>
+          </wp:anchor>
+        </w:drawing>
+      </w:r>
+    </w:p>
+    <w:p/>
+    <w:p/>
+    <w:p/>
+    <w:p/>
+    <w:p/>
+    <w:p/>
+    <w:p/>
+    <w:p/>
+    <w:p/>
+    <w:p/>
+    <w:p/>
+    <w:p/>
+    <w:p/>
+    <w:p>
+      <w:pPr>
+        <w:rPr>
+          <w:lang w:val="es-MX"/>
+        </w:rPr>
+      </w:pPr>
+    </w:p>
+    <w:p>
       <w:proofErr w:type="spellStart"/>
       <w:r>
         <w:rPr>
           <w:b/>
         </w:rPr>
+        <w:lastRenderedPageBreak/>
         <w:t>Actividad</w:t>
       </w:r>
       <w:proofErr w:type="spellEnd"/>
@@ -1041,6 +1120,130 @@
         </w:rPr>
         <w:t>.</w:t>
       </w:r>
+    </w:p>
+    <w:p>
+      <w:pPr>
+        <w:rPr>
+          <w:lang w:val="es-MX"/>
+        </w:rPr>
+      </w:pPr>
+      <w:r>
+        <w:rPr>
+          <w:lang w:val="es-MX"/>
+        </w:rPr>
+        <w:drawing>
+          <wp:anchor distT="0" distB="0" distL="114300" distR="114300" simplePos="0" relativeHeight="251659264" behindDoc="0" locked="0" layoutInCell="1" allowOverlap="1" wp14:anchorId="6D3DAA13" wp14:editId="3905A7E0">
+            <wp:simplePos x="0" y="0"/>
+            <wp:positionH relativeFrom="column">
+              <wp:posOffset>-68580</wp:posOffset>
+            </wp:positionH>
+            <wp:positionV relativeFrom="paragraph">
+              <wp:posOffset>51435</wp:posOffset>
+            </wp:positionV>
+            <wp:extent cx="4541520" cy="5388851"/>
+            <wp:effectExtent l="0" t="0" r="0" b="2540"/>
+            <wp:wrapNone/>
+            <wp:docPr id="1390157328" name="Imagen 1" descr="Texto&#10;&#10;El contenido generado por IA puede ser incorrecto."/>
+            <wp:cNvGraphicFramePr>
+              <a:graphicFrameLocks xmlns:a="http://schemas.openxmlformats.org/drawingml/2006/main" noChangeAspect="1"/>
+            </wp:cNvGraphicFramePr>
+            <a:graphic xmlns:a="http://schemas.openxmlformats.org/drawingml/2006/main">
+              <a:graphicData uri="http://schemas.openxmlformats.org/drawingml/2006/picture">
+                <pic:pic xmlns:pic="http://schemas.openxmlformats.org/drawingml/2006/picture">
+                  <pic:nvPicPr>
+                    <pic:cNvPr id="1390157328" name="Imagen 1" descr="Texto&#10;&#10;El contenido generado por IA puede ser incorrecto."/>
+                    <pic:cNvPicPr/>
+                  </pic:nvPicPr>
+                  <pic:blipFill>
+                    <a:blip r:embed="rId10"/>
+                    <a:stretch>
+                      <a:fillRect/>
+                    </a:stretch>
+                  </pic:blipFill>
+                  <pic:spPr>
+                    <a:xfrm>
+                      <a:off x="0" y="0"/>
+                      <a:ext cx="4546831" cy="5395153"/>
+                    </a:xfrm>
+                    <a:prstGeom prst="rect">
+                      <a:avLst/>
+                    </a:prstGeom>
+                  </pic:spPr>
+                </pic:pic>
+              </a:graphicData>
+            </a:graphic>
+            <wp14:sizeRelH relativeFrom="page">
+              <wp14:pctWidth>0</wp14:pctWidth>
+            </wp14:sizeRelH>
+            <wp14:sizeRelV relativeFrom="page">
+              <wp14:pctHeight>0</wp14:pctHeight>
+            </wp14:sizeRelV>
+          </wp:anchor>
+        </w:drawing>
+      </w:r>
+    </w:p>
+    <w:p>
+      <w:pPr>
+        <w:rPr>
+          <w:lang w:val="es-MX"/>
+        </w:rPr>
+      </w:pPr>
+    </w:p>
+    <w:p>
+      <w:pPr>
+        <w:rPr>
+          <w:lang w:val="es-MX"/>
+        </w:rPr>
+      </w:pPr>
+    </w:p>
+    <w:p>
+      <w:pPr>
+        <w:rPr>
+          <w:lang w:val="es-MX"/>
+        </w:rPr>
+      </w:pPr>
+    </w:p>
+    <w:p>
+      <w:pPr>
+        <w:rPr>
+          <w:lang w:val="es-MX"/>
+        </w:rPr>
+      </w:pPr>
+    </w:p>
+    <w:p>
+      <w:pPr>
+        <w:rPr>
+          <w:lang w:val="es-MX"/>
+        </w:rPr>
+      </w:pPr>
+    </w:p>
+    <w:p>
+      <w:pPr>
+        <w:rPr>
+          <w:lang w:val="es-MX"/>
+        </w:rPr>
+      </w:pPr>
+    </w:p>
+    <w:p>
+      <w:pPr>
+        <w:rPr>
+          <w:lang w:val="es-MX"/>
+        </w:rPr>
+      </w:pPr>
+    </w:p>
+    <w:p>
+      <w:pPr>
+        <w:rPr>
+          <w:lang w:val="es-MX"/>
+        </w:rPr>
+      </w:pPr>
+    </w:p>
+    <w:p>
+      <w:pPr>
+        <w:rPr>
+          <w:lang w:val="es-MX"/>
+        </w:rPr>
+      </w:pPr>
     </w:p>
     <w:p>
       <w:pPr>
@@ -1256,11 +1459,6 @@
       </w:r>
     </w:p>
     <w:p>
-      <w:pPr>
-        <w:rPr>
-          <w:lang w:val="es-MX"/>
-        </w:rPr>
-      </w:pPr>
       <w:r>
         <w:t xml:space="preserve">Si no </w:t>
       </w:r>
@@ -1405,6 +1603,148 @@
       </w:r>
     </w:p>
     <w:p>
+      <w:r>
+        <w:rPr>
+          <w:lang w:val="es-MX"/>
+        </w:rPr>
+        <w:drawing>
+          <wp:anchor distT="0" distB="0" distL="114300" distR="114300" simplePos="0" relativeHeight="251660288" behindDoc="0" locked="0" layoutInCell="1" allowOverlap="1" wp14:anchorId="3F543174" wp14:editId="4630F201">
+            <wp:simplePos x="0" y="0"/>
+            <wp:positionH relativeFrom="column">
+              <wp:posOffset>-891540</wp:posOffset>
+            </wp:positionH>
+            <wp:positionV relativeFrom="paragraph">
+              <wp:posOffset>247014</wp:posOffset>
+            </wp:positionV>
+            <wp:extent cx="3863340" cy="4362843"/>
+            <wp:effectExtent l="0" t="0" r="3810" b="0"/>
+            <wp:wrapNone/>
+            <wp:docPr id="1654107224" name="Imagen 1" descr="Texto&#10;&#10;El contenido generado por IA puede ser incorrecto."/>
+            <wp:cNvGraphicFramePr>
+              <a:graphicFrameLocks xmlns:a="http://schemas.openxmlformats.org/drawingml/2006/main" noChangeAspect="1"/>
+            </wp:cNvGraphicFramePr>
+            <a:graphic xmlns:a="http://schemas.openxmlformats.org/drawingml/2006/main">
+              <a:graphicData uri="http://schemas.openxmlformats.org/drawingml/2006/picture">
+                <pic:pic xmlns:pic="http://schemas.openxmlformats.org/drawingml/2006/picture">
+                  <pic:nvPicPr>
+                    <pic:cNvPr id="1654107224" name="Imagen 1" descr="Texto&#10;&#10;El contenido generado por IA puede ser incorrecto."/>
+                    <pic:cNvPicPr/>
+                  </pic:nvPicPr>
+                  <pic:blipFill>
+                    <a:blip r:embed="rId11"/>
+                    <a:stretch>
+                      <a:fillRect/>
+                    </a:stretch>
+                  </pic:blipFill>
+                  <pic:spPr>
+                    <a:xfrm>
+                      <a:off x="0" y="0"/>
+                      <a:ext cx="3867690" cy="4367755"/>
+                    </a:xfrm>
+                    <a:prstGeom prst="rect">
+                      <a:avLst/>
+                    </a:prstGeom>
+                  </pic:spPr>
+                </pic:pic>
+              </a:graphicData>
+            </a:graphic>
+            <wp14:sizeRelH relativeFrom="page">
+              <wp14:pctWidth>0</wp14:pctWidth>
+            </wp14:sizeRelH>
+            <wp14:sizeRelV relativeFrom="page">
+              <wp14:pctHeight>0</wp14:pctHeight>
+            </wp14:sizeRelV>
+          </wp:anchor>
+        </w:drawing>
+      </w:r>
+    </w:p>
+    <w:p>
+      <w:r>
+        <w:rPr>
+          <w:lang w:val="es-MX"/>
+        </w:rPr>
+        <w:drawing>
+          <wp:anchor distT="0" distB="0" distL="114300" distR="114300" simplePos="0" relativeHeight="251661312" behindDoc="0" locked="0" layoutInCell="1" allowOverlap="1" wp14:anchorId="0BA980F3" wp14:editId="109353FA">
+            <wp:simplePos x="0" y="0"/>
+            <wp:positionH relativeFrom="column">
+              <wp:posOffset>3063239</wp:posOffset>
+            </wp:positionH>
+            <wp:positionV relativeFrom="paragraph">
+              <wp:posOffset>267335</wp:posOffset>
+            </wp:positionV>
+            <wp:extent cx="3481239" cy="2796540"/>
+            <wp:effectExtent l="0" t="0" r="5080" b="3810"/>
+            <wp:wrapNone/>
+            <wp:docPr id="202557938" name="Imagen 1" descr="Texto&#10;&#10;El contenido generado por IA puede ser incorrecto."/>
+            <wp:cNvGraphicFramePr>
+              <a:graphicFrameLocks xmlns:a="http://schemas.openxmlformats.org/drawingml/2006/main" noChangeAspect="1"/>
+            </wp:cNvGraphicFramePr>
+            <a:graphic xmlns:a="http://schemas.openxmlformats.org/drawingml/2006/main">
+              <a:graphicData uri="http://schemas.openxmlformats.org/drawingml/2006/picture">
+                <pic:pic xmlns:pic="http://schemas.openxmlformats.org/drawingml/2006/picture">
+                  <pic:nvPicPr>
+                    <pic:cNvPr id="202557938" name="Imagen 1" descr="Texto&#10;&#10;El contenido generado por IA puede ser incorrecto."/>
+                    <pic:cNvPicPr/>
+                  </pic:nvPicPr>
+                  <pic:blipFill rotWithShape="1">
+                    <a:blip r:embed="rId12"/>
+                    <a:srcRect r="18507"/>
+                    <a:stretch>
+                      <a:fillRect/>
+                    </a:stretch>
+                  </pic:blipFill>
+                  <pic:spPr bwMode="auto">
+                    <a:xfrm>
+                      <a:off x="0" y="0"/>
+                      <a:ext cx="3482771" cy="2797771"/>
+                    </a:xfrm>
+                    <a:prstGeom prst="rect">
+                      <a:avLst/>
+                    </a:prstGeom>
+                    <a:ln>
+                      <a:noFill/>
+                    </a:ln>
+                    <a:extLst>
+                      <a:ext uri="{53640926-AAD7-44D8-BBD7-CCE9431645EC}">
+                        <a14:shadowObscured xmlns:a14="http://schemas.microsoft.com/office/drawing/2010/main"/>
+                      </a:ext>
+                    </a:extLst>
+                  </pic:spPr>
+                </pic:pic>
+              </a:graphicData>
+            </a:graphic>
+            <wp14:sizeRelH relativeFrom="page">
+              <wp14:pctWidth>0</wp14:pctWidth>
+            </wp14:sizeRelH>
+            <wp14:sizeRelV relativeFrom="page">
+              <wp14:pctHeight>0</wp14:pctHeight>
+            </wp14:sizeRelV>
+          </wp:anchor>
+        </w:drawing>
+      </w:r>
+    </w:p>
+    <w:p/>
+    <w:p/>
+    <w:p/>
+    <w:p/>
+    <w:p/>
+    <w:p/>
+    <w:p/>
+    <w:p/>
+    <w:p/>
+    <w:p/>
+    <w:p/>
+    <w:p/>
+    <w:p/>
+    <w:p/>
+    <w:p>
+      <w:pPr>
+        <w:rPr>
+          <w:lang w:val="es-MX"/>
+        </w:rPr>
+      </w:pPr>
+    </w:p>
+    <w:p>
       <w:pPr>
         <w:rPr>
           <w:lang w:val="es-MX"/>
@@ -1415,6 +1755,7 @@
           <w:b/>
           <w:lang w:val="es-MX"/>
         </w:rPr>
+        <w:lastRenderedPageBreak/>
         <w:t>Actividad 4 – Constructores y sobrecarga (20 min)</w:t>
       </w:r>
     </w:p>
@@ -1547,6 +1888,60 @@
       </w:pPr>
       <w:r>
         <w:rPr>
+          <w:lang w:val="es-MX"/>
+        </w:rPr>
+        <w:drawing>
+          <wp:anchor distT="0" distB="0" distL="114300" distR="114300" simplePos="0" relativeHeight="251662336" behindDoc="0" locked="0" layoutInCell="1" allowOverlap="1" wp14:anchorId="564E207E" wp14:editId="5B9F6B16">
+            <wp:simplePos x="0" y="0"/>
+            <wp:positionH relativeFrom="column">
+              <wp:posOffset>-893445</wp:posOffset>
+            </wp:positionH>
+            <wp:positionV relativeFrom="paragraph">
+              <wp:posOffset>833120</wp:posOffset>
+            </wp:positionV>
+            <wp:extent cx="4070611" cy="5893435"/>
+            <wp:effectExtent l="0" t="0" r="6350" b="0"/>
+            <wp:wrapNone/>
+            <wp:docPr id="137102051" name="Imagen 1"/>
+            <wp:cNvGraphicFramePr>
+              <a:graphicFrameLocks xmlns:a="http://schemas.openxmlformats.org/drawingml/2006/main" noChangeAspect="1"/>
+            </wp:cNvGraphicFramePr>
+            <a:graphic xmlns:a="http://schemas.openxmlformats.org/drawingml/2006/main">
+              <a:graphicData uri="http://schemas.openxmlformats.org/drawingml/2006/picture">
+                <pic:pic xmlns:pic="http://schemas.openxmlformats.org/drawingml/2006/picture">
+                  <pic:nvPicPr>
+                    <pic:cNvPr id="137102051" name=""/>
+                    <pic:cNvPicPr/>
+                  </pic:nvPicPr>
+                  <pic:blipFill>
+                    <a:blip r:embed="rId13"/>
+                    <a:stretch>
+                      <a:fillRect/>
+                    </a:stretch>
+                  </pic:blipFill>
+                  <pic:spPr>
+                    <a:xfrm>
+                      <a:off x="0" y="0"/>
+                      <a:ext cx="4070611" cy="5893435"/>
+                    </a:xfrm>
+                    <a:prstGeom prst="rect">
+                      <a:avLst/>
+                    </a:prstGeom>
+                  </pic:spPr>
+                </pic:pic>
+              </a:graphicData>
+            </a:graphic>
+            <wp14:sizeRelH relativeFrom="page">
+              <wp14:pctWidth>0</wp14:pctWidth>
+            </wp14:sizeRelH>
+            <wp14:sizeRelV relativeFrom="page">
+              <wp14:pctHeight>0</wp14:pctHeight>
+            </wp14:sizeRelV>
+          </wp:anchor>
+        </w:drawing>
+      </w:r>
+      <w:r>
+        <w:rPr>
           <w:lang w:val="es-PE"/>
         </w:rPr>
         <w:t>Es útil tener constructores sobrecargados porque permiten crear objetos con distintos niveles de información inicial según la necesidad del programa.</w:t>
@@ -1563,6 +1958,123 @@
         </w:rPr>
         <w:t xml:space="preserve">Por ejemplo, podemos crear un Celular con valores por defecto, con solo marca y modelo, o con todos los datos completos incluyendo la batería validada. </w:t>
       </w:r>
+    </w:p>
+    <w:p>
+      <w:pPr>
+        <w:rPr>
+          <w:lang w:val="es-MX"/>
+        </w:rPr>
+      </w:pPr>
+    </w:p>
+    <w:p>
+      <w:pPr>
+        <w:rPr>
+          <w:lang w:val="es-MX"/>
+        </w:rPr>
+      </w:pPr>
+      <w:r>
+        <w:rPr>
+          <w:lang w:val="es-MX"/>
+        </w:rPr>
+        <w:drawing>
+          <wp:anchor distT="0" distB="0" distL="114300" distR="114300" simplePos="0" relativeHeight="251663360" behindDoc="0" locked="0" layoutInCell="1" allowOverlap="1" wp14:anchorId="3F2755D4" wp14:editId="5425006E">
+            <wp:simplePos x="0" y="0"/>
+            <wp:positionH relativeFrom="column">
+              <wp:posOffset>3322320</wp:posOffset>
+            </wp:positionH>
+            <wp:positionV relativeFrom="paragraph">
+              <wp:posOffset>132715</wp:posOffset>
+            </wp:positionV>
+            <wp:extent cx="3188178" cy="2644140"/>
+            <wp:effectExtent l="0" t="0" r="0" b="3810"/>
+            <wp:wrapNone/>
+            <wp:docPr id="434113848" name="Imagen 1" descr="Texto&#10;&#10;El contenido generado por IA puede ser incorrecto."/>
+            <wp:cNvGraphicFramePr>
+              <a:graphicFrameLocks xmlns:a="http://schemas.openxmlformats.org/drawingml/2006/main" noChangeAspect="1"/>
+            </wp:cNvGraphicFramePr>
+            <a:graphic xmlns:a="http://schemas.openxmlformats.org/drawingml/2006/main">
+              <a:graphicData uri="http://schemas.openxmlformats.org/drawingml/2006/picture">
+                <pic:pic xmlns:pic="http://schemas.openxmlformats.org/drawingml/2006/picture">
+                  <pic:nvPicPr>
+                    <pic:cNvPr id="434113848" name="Imagen 1" descr="Texto&#10;&#10;El contenido generado por IA puede ser incorrecto."/>
+                    <pic:cNvPicPr/>
+                  </pic:nvPicPr>
+                  <pic:blipFill>
+                    <a:blip r:embed="rId14"/>
+                    <a:stretch>
+                      <a:fillRect/>
+                    </a:stretch>
+                  </pic:blipFill>
+                  <pic:spPr>
+                    <a:xfrm>
+                      <a:off x="0" y="0"/>
+                      <a:ext cx="3188178" cy="2644140"/>
+                    </a:xfrm>
+                    <a:prstGeom prst="rect">
+                      <a:avLst/>
+                    </a:prstGeom>
+                  </pic:spPr>
+                </pic:pic>
+              </a:graphicData>
+            </a:graphic>
+            <wp14:sizeRelH relativeFrom="page">
+              <wp14:pctWidth>0</wp14:pctWidth>
+            </wp14:sizeRelH>
+            <wp14:sizeRelV relativeFrom="page">
+              <wp14:pctHeight>0</wp14:pctHeight>
+            </wp14:sizeRelV>
+          </wp:anchor>
+        </w:drawing>
+      </w:r>
+    </w:p>
+    <w:p>
+      <w:pPr>
+        <w:rPr>
+          <w:lang w:val="es-MX"/>
+        </w:rPr>
+      </w:pPr>
+    </w:p>
+    <w:p>
+      <w:pPr>
+        <w:rPr>
+          <w:lang w:val="es-MX"/>
+        </w:rPr>
+      </w:pPr>
+    </w:p>
+    <w:p>
+      <w:pPr>
+        <w:rPr>
+          <w:lang w:val="es-MX"/>
+        </w:rPr>
+      </w:pPr>
+    </w:p>
+    <w:p>
+      <w:pPr>
+        <w:rPr>
+          <w:lang w:val="es-MX"/>
+        </w:rPr>
+      </w:pPr>
+    </w:p>
+    <w:p>
+      <w:pPr>
+        <w:rPr>
+          <w:lang w:val="es-MX"/>
+        </w:rPr>
+      </w:pPr>
+    </w:p>
+    <w:p>
+      <w:pPr>
+        <w:rPr>
+          <w:lang w:val="es-MX"/>
+        </w:rPr>
+      </w:pPr>
+    </w:p>
+    <w:p>
+      <w:pPr>
+        <w:rPr>
+          <w:lang w:val="es-MX"/>
+        </w:rPr>
+      </w:pPr>
     </w:p>
     <w:p>
       <w:pPr>
@@ -2156,6 +2668,399 @@
           <w:lang w:val="es-MX"/>
         </w:rPr>
       </w:pPr>
+    </w:p>
+    <w:p>
+      <w:pPr>
+        <w:rPr>
+          <w:lang w:val="es-MX"/>
+        </w:rPr>
+      </w:pPr>
+    </w:p>
+    <w:p>
+      <w:pPr>
+        <w:rPr>
+          <w:lang w:val="es-MX"/>
+        </w:rPr>
+      </w:pPr>
+    </w:p>
+    <w:p>
+      <w:pPr>
+        <w:rPr>
+          <w:lang w:val="es-MX"/>
+        </w:rPr>
+      </w:pPr>
+      <w:r>
+        <w:rPr>
+          <w:lang w:val="es-MX"/>
+        </w:rPr>
+        <w:lastRenderedPageBreak/>
+        <w:drawing>
+          <wp:anchor distT="0" distB="0" distL="114300" distR="114300" simplePos="0" relativeHeight="251665408" behindDoc="0" locked="0" layoutInCell="1" allowOverlap="1" wp14:anchorId="1B76AB42" wp14:editId="0D3AA1C8">
+            <wp:simplePos x="0" y="0"/>
+            <wp:positionH relativeFrom="column">
+              <wp:posOffset>-1074420</wp:posOffset>
+            </wp:positionH>
+            <wp:positionV relativeFrom="paragraph">
+              <wp:posOffset>-235585</wp:posOffset>
+            </wp:positionV>
+            <wp:extent cx="3992045" cy="4411980"/>
+            <wp:effectExtent l="0" t="0" r="8890" b="7620"/>
+            <wp:wrapNone/>
+            <wp:docPr id="650749064" name="Imagen 1" descr="Texto&#10;&#10;El contenido generado por IA puede ser incorrecto."/>
+            <wp:cNvGraphicFramePr>
+              <a:graphicFrameLocks xmlns:a="http://schemas.openxmlformats.org/drawingml/2006/main" noChangeAspect="1"/>
+            </wp:cNvGraphicFramePr>
+            <a:graphic xmlns:a="http://schemas.openxmlformats.org/drawingml/2006/main">
+              <a:graphicData uri="http://schemas.openxmlformats.org/drawingml/2006/picture">
+                <pic:pic xmlns:pic="http://schemas.openxmlformats.org/drawingml/2006/picture">
+                  <pic:nvPicPr>
+                    <pic:cNvPr id="650749064" name="Imagen 1" descr="Texto&#10;&#10;El contenido generado por IA puede ser incorrecto."/>
+                    <pic:cNvPicPr/>
+                  </pic:nvPicPr>
+                  <pic:blipFill>
+                    <a:blip r:embed="rId15"/>
+                    <a:stretch>
+                      <a:fillRect/>
+                    </a:stretch>
+                  </pic:blipFill>
+                  <pic:spPr>
+                    <a:xfrm>
+                      <a:off x="0" y="0"/>
+                      <a:ext cx="3992045" cy="4411980"/>
+                    </a:xfrm>
+                    <a:prstGeom prst="rect">
+                      <a:avLst/>
+                    </a:prstGeom>
+                  </pic:spPr>
+                </pic:pic>
+              </a:graphicData>
+            </a:graphic>
+            <wp14:sizeRelH relativeFrom="page">
+              <wp14:pctWidth>0</wp14:pctWidth>
+            </wp14:sizeRelH>
+            <wp14:sizeRelV relativeFrom="page">
+              <wp14:pctHeight>0</wp14:pctHeight>
+            </wp14:sizeRelV>
+          </wp:anchor>
+        </w:drawing>
+      </w:r>
+    </w:p>
+    <w:p>
+      <w:pPr>
+        <w:rPr>
+          <w:lang w:val="es-MX"/>
+        </w:rPr>
+      </w:pPr>
+    </w:p>
+    <w:p>
+      <w:pPr>
+        <w:rPr>
+          <w:lang w:val="es-MX"/>
+        </w:rPr>
+      </w:pPr>
+    </w:p>
+    <w:p>
+      <w:pPr>
+        <w:rPr>
+          <w:lang w:val="es-MX"/>
+        </w:rPr>
+      </w:pPr>
+    </w:p>
+    <w:p>
+      <w:pPr>
+        <w:rPr>
+          <w:lang w:val="es-MX"/>
+        </w:rPr>
+      </w:pPr>
+    </w:p>
+    <w:p>
+      <w:pPr>
+        <w:rPr>
+          <w:lang w:val="es-MX"/>
+        </w:rPr>
+      </w:pPr>
+    </w:p>
+    <w:p>
+      <w:pPr>
+        <w:rPr>
+          <w:lang w:val="es-MX"/>
+        </w:rPr>
+      </w:pPr>
+    </w:p>
+    <w:p>
+      <w:pPr>
+        <w:rPr>
+          <w:lang w:val="es-MX"/>
+        </w:rPr>
+      </w:pPr>
+      <w:r>
+        <w:rPr>
+          <w:lang w:val="es-PE"/>
+        </w:rPr>
+        <w:drawing>
+          <wp:anchor distT="0" distB="0" distL="114300" distR="114300" simplePos="0" relativeHeight="251669504" behindDoc="0" locked="0" layoutInCell="1" allowOverlap="1" wp14:anchorId="25AA4640" wp14:editId="67086378">
+            <wp:simplePos x="0" y="0"/>
+            <wp:positionH relativeFrom="column">
+              <wp:posOffset>3101340</wp:posOffset>
+            </wp:positionH>
+            <wp:positionV relativeFrom="paragraph">
+              <wp:posOffset>40640</wp:posOffset>
+            </wp:positionV>
+            <wp:extent cx="3340100" cy="3970020"/>
+            <wp:effectExtent l="0" t="0" r="0" b="0"/>
+            <wp:wrapNone/>
+            <wp:docPr id="973615798" name="Imagen 2"/>
+            <wp:cNvGraphicFramePr>
+              <a:graphicFrameLocks xmlns:a="http://schemas.openxmlformats.org/drawingml/2006/main" noChangeAspect="1"/>
+            </wp:cNvGraphicFramePr>
+            <a:graphic xmlns:a="http://schemas.openxmlformats.org/drawingml/2006/main">
+              <a:graphicData uri="http://schemas.openxmlformats.org/drawingml/2006/picture">
+                <pic:pic xmlns:pic="http://schemas.openxmlformats.org/drawingml/2006/picture">
+                  <pic:nvPicPr>
+                    <pic:cNvPr id="0" name="Picture 6"/>
+                    <pic:cNvPicPr>
+                      <a:picLocks noChangeAspect="1" noChangeArrowheads="1"/>
+                    </pic:cNvPicPr>
+                  </pic:nvPicPr>
+                  <pic:blipFill>
+                    <a:blip r:embed="rId16">
+                      <a:extLst>
+                        <a:ext uri="{28A0092B-C50C-407E-A947-70E740481C1C}">
+                          <a14:useLocalDpi xmlns:a14="http://schemas.microsoft.com/office/drawing/2010/main" val="0"/>
+                        </a:ext>
+                      </a:extLst>
+                    </a:blip>
+                    <a:srcRect/>
+                    <a:stretch>
+                      <a:fillRect/>
+                    </a:stretch>
+                  </pic:blipFill>
+                  <pic:spPr bwMode="auto">
+                    <a:xfrm>
+                      <a:off x="0" y="0"/>
+                      <a:ext cx="3340100" cy="3970020"/>
+                    </a:xfrm>
+                    <a:prstGeom prst="rect">
+                      <a:avLst/>
+                    </a:prstGeom>
+                    <a:noFill/>
+                    <a:ln>
+                      <a:noFill/>
+                    </a:ln>
+                  </pic:spPr>
+                </pic:pic>
+              </a:graphicData>
+            </a:graphic>
+            <wp14:sizeRelH relativeFrom="page">
+              <wp14:pctWidth>0</wp14:pctWidth>
+            </wp14:sizeRelH>
+            <wp14:sizeRelV relativeFrom="page">
+              <wp14:pctHeight>0</wp14:pctHeight>
+            </wp14:sizeRelV>
+          </wp:anchor>
+        </w:drawing>
+      </w:r>
+    </w:p>
+    <w:p>
+      <w:pPr>
+        <w:rPr>
+          <w:lang w:val="es-MX"/>
+        </w:rPr>
+      </w:pPr>
+    </w:p>
+    <w:p>
+      <w:pPr>
+        <w:rPr>
+          <w:lang w:val="es-MX"/>
+        </w:rPr>
+      </w:pPr>
+    </w:p>
+    <w:p>
+      <w:pPr>
+        <w:rPr>
+          <w:lang w:val="es-MX"/>
+        </w:rPr>
+      </w:pPr>
+    </w:p>
+    <w:p>
+      <w:pPr>
+        <w:rPr>
+          <w:lang w:val="es-MX"/>
+        </w:rPr>
+      </w:pPr>
+    </w:p>
+    <w:p>
+      <w:pPr>
+        <w:rPr>
+          <w:lang w:val="es-MX"/>
+        </w:rPr>
+      </w:pPr>
+      <w:r>
+        <w:rPr>
+          <w:lang w:val="es-MX"/>
+        </w:rPr>
+        <w:drawing>
+          <wp:anchor distT="0" distB="0" distL="114300" distR="114300" simplePos="0" relativeHeight="251664384" behindDoc="0" locked="0" layoutInCell="1" allowOverlap="1" wp14:anchorId="4EDA7B01" wp14:editId="70422947">
+            <wp:simplePos x="0" y="0"/>
+            <wp:positionH relativeFrom="column">
+              <wp:posOffset>-1020445</wp:posOffset>
+            </wp:positionH>
+            <wp:positionV relativeFrom="paragraph">
+              <wp:posOffset>399415</wp:posOffset>
+            </wp:positionV>
+            <wp:extent cx="3934460" cy="4396740"/>
+            <wp:effectExtent l="0" t="0" r="8890" b="3810"/>
+            <wp:wrapNone/>
+            <wp:docPr id="104309319" name="Imagen 1" descr="Texto&#10;&#10;El contenido generado por IA puede ser incorrecto."/>
+            <wp:cNvGraphicFramePr>
+              <a:graphicFrameLocks xmlns:a="http://schemas.openxmlformats.org/drawingml/2006/main" noChangeAspect="1"/>
+            </wp:cNvGraphicFramePr>
+            <a:graphic xmlns:a="http://schemas.openxmlformats.org/drawingml/2006/main">
+              <a:graphicData uri="http://schemas.openxmlformats.org/drawingml/2006/picture">
+                <pic:pic xmlns:pic="http://schemas.openxmlformats.org/drawingml/2006/picture">
+                  <pic:nvPicPr>
+                    <pic:cNvPr id="104309319" name="Imagen 1" descr="Texto&#10;&#10;El contenido generado por IA puede ser incorrecto."/>
+                    <pic:cNvPicPr/>
+                  </pic:nvPicPr>
+                  <pic:blipFill>
+                    <a:blip r:embed="rId17"/>
+                    <a:stretch>
+                      <a:fillRect/>
+                    </a:stretch>
+                  </pic:blipFill>
+                  <pic:spPr>
+                    <a:xfrm>
+                      <a:off x="0" y="0"/>
+                      <a:ext cx="3934460" cy="4396740"/>
+                    </a:xfrm>
+                    <a:prstGeom prst="rect">
+                      <a:avLst/>
+                    </a:prstGeom>
+                  </pic:spPr>
+                </pic:pic>
+              </a:graphicData>
+            </a:graphic>
+            <wp14:sizeRelH relativeFrom="page">
+              <wp14:pctWidth>0</wp14:pctWidth>
+            </wp14:sizeRelH>
+            <wp14:sizeRelV relativeFrom="page">
+              <wp14:pctHeight>0</wp14:pctHeight>
+            </wp14:sizeRelV>
+          </wp:anchor>
+        </w:drawing>
+      </w:r>
+    </w:p>
+    <w:p>
+      <w:pPr>
+        <w:rPr>
+          <w:lang w:val="es-MX"/>
+        </w:rPr>
+      </w:pPr>
+    </w:p>
+    <w:p>
+      <w:pPr>
+        <w:rPr>
+          <w:lang w:val="es-MX"/>
+        </w:rPr>
+      </w:pPr>
+    </w:p>
+    <w:p>
+      <w:pPr>
+        <w:rPr>
+          <w:lang w:val="es-MX"/>
+        </w:rPr>
+      </w:pPr>
+    </w:p>
+    <w:p>
+      <w:pPr>
+        <w:rPr>
+          <w:lang w:val="es-MX"/>
+        </w:rPr>
+      </w:pPr>
+    </w:p>
+    <w:p>
+      <w:pPr>
+        <w:rPr>
+          <w:lang w:val="es-MX"/>
+        </w:rPr>
+      </w:pPr>
+    </w:p>
+    <w:p>
+      <w:pPr>
+        <w:rPr>
+          <w:lang w:val="es-MX"/>
+        </w:rPr>
+      </w:pPr>
+    </w:p>
+    <w:p>
+      <w:pPr>
+        <w:rPr>
+          <w:lang w:val="es-MX"/>
+        </w:rPr>
+      </w:pPr>
+    </w:p>
+    <w:p>
+      <w:pPr>
+        <w:rPr>
+          <w:lang w:val="es-PE"/>
+        </w:rPr>
+      </w:pPr>
+    </w:p>
+    <w:p>
+      <w:pPr>
+        <w:rPr>
+          <w:lang w:val="es-MX"/>
+        </w:rPr>
+      </w:pPr>
+    </w:p>
+    <w:p>
+      <w:pPr>
+        <w:rPr>
+          <w:lang w:val="es-MX"/>
+        </w:rPr>
+      </w:pPr>
+    </w:p>
+    <w:p>
+      <w:pPr>
+        <w:rPr>
+          <w:lang w:val="es-MX"/>
+        </w:rPr>
+      </w:pPr>
+    </w:p>
+    <w:p>
+      <w:pPr>
+        <w:rPr>
+          <w:lang w:val="es-MX"/>
+        </w:rPr>
+      </w:pPr>
+    </w:p>
+    <w:p>
+      <w:pPr>
+        <w:rPr>
+          <w:lang w:val="es-MX"/>
+        </w:rPr>
+      </w:pPr>
+    </w:p>
+    <w:p>
+      <w:pPr>
+        <w:rPr>
+          <w:lang w:val="es-MX"/>
+        </w:rPr>
+      </w:pPr>
+    </w:p>
+    <w:p>
+      <w:pPr>
+        <w:rPr>
+          <w:lang w:val="es-MX"/>
+        </w:rPr>
+      </w:pPr>
+    </w:p>
+    <w:p>
+      <w:pPr>
+        <w:rPr>
+          <w:lang w:val="es-MX"/>
+        </w:rPr>
+      </w:pPr>
       <w:r>
         <w:rPr>
           <w:b/>
@@ -2228,7 +3133,6 @@
         <w:rPr>
           <w:lang w:val="es-MX"/>
         </w:rPr>
-        <w:lastRenderedPageBreak/>
         <w:t xml:space="preserve">2) Sobrescribe </w:t>
       </w:r>
       <w:proofErr w:type="gramStart"/>
@@ -2391,6 +3295,441 @@
           <w:lang w:val="es-MX"/>
         </w:rPr>
       </w:pPr>
+    </w:p>
+    <w:p>
+      <w:pPr>
+        <w:rPr>
+          <w:lang w:val="es-MX"/>
+        </w:rPr>
+      </w:pPr>
+    </w:p>
+    <w:p>
+      <w:pPr>
+        <w:rPr>
+          <w:lang w:val="es-MX"/>
+        </w:rPr>
+      </w:pPr>
+    </w:p>
+    <w:p>
+      <w:pPr>
+        <w:rPr>
+          <w:lang w:val="es-MX"/>
+        </w:rPr>
+      </w:pPr>
+    </w:p>
+    <w:p>
+      <w:pPr>
+        <w:rPr>
+          <w:lang w:val="es-MX"/>
+        </w:rPr>
+      </w:pPr>
+    </w:p>
+    <w:p>
+      <w:pPr>
+        <w:rPr>
+          <w:lang w:val="es-MX"/>
+        </w:rPr>
+      </w:pPr>
+    </w:p>
+    <w:p>
+      <w:pPr>
+        <w:rPr>
+          <w:lang w:val="es-MX"/>
+        </w:rPr>
+      </w:pPr>
+    </w:p>
+    <w:p>
+      <w:pPr>
+        <w:rPr>
+          <w:lang w:val="es-MX"/>
+        </w:rPr>
+      </w:pPr>
+    </w:p>
+    <w:p>
+      <w:pPr>
+        <w:rPr>
+          <w:lang w:val="es-MX"/>
+        </w:rPr>
+      </w:pPr>
+    </w:p>
+    <w:p>
+      <w:pPr>
+        <w:rPr>
+          <w:lang w:val="es-MX"/>
+        </w:rPr>
+      </w:pPr>
+    </w:p>
+    <w:p>
+      <w:pPr>
+        <w:rPr>
+          <w:lang w:val="es-MX"/>
+        </w:rPr>
+      </w:pPr>
+    </w:p>
+    <w:p>
+      <w:pPr>
+        <w:rPr>
+          <w:lang w:val="es-MX"/>
+        </w:rPr>
+      </w:pPr>
+    </w:p>
+    <w:p>
+      <w:pPr>
+        <w:rPr>
+          <w:lang w:val="es-MX"/>
+        </w:rPr>
+      </w:pPr>
+    </w:p>
+    <w:p>
+      <w:pPr>
+        <w:rPr>
+          <w:lang w:val="es-MX"/>
+        </w:rPr>
+      </w:pPr>
+      <w:r>
+        <w:rPr>
+          <w:lang w:val="es-MX"/>
+        </w:rPr>
+        <w:drawing>
+          <wp:anchor distT="0" distB="0" distL="114300" distR="114300" simplePos="0" relativeHeight="251666432" behindDoc="0" locked="0" layoutInCell="1" allowOverlap="1" wp14:anchorId="17117647" wp14:editId="2BDF975F">
+            <wp:simplePos x="0" y="0"/>
+            <wp:positionH relativeFrom="column">
+              <wp:posOffset>-944880</wp:posOffset>
+            </wp:positionH>
+            <wp:positionV relativeFrom="paragraph">
+              <wp:posOffset>-693420</wp:posOffset>
+            </wp:positionV>
+            <wp:extent cx="3559175" cy="4990633"/>
+            <wp:effectExtent l="0" t="0" r="3175" b="635"/>
+            <wp:wrapNone/>
+            <wp:docPr id="1421373654" name="Imagen 1"/>
+            <wp:cNvGraphicFramePr>
+              <a:graphicFrameLocks xmlns:a="http://schemas.openxmlformats.org/drawingml/2006/main" noChangeAspect="1"/>
+            </wp:cNvGraphicFramePr>
+            <a:graphic xmlns:a="http://schemas.openxmlformats.org/drawingml/2006/main">
+              <a:graphicData uri="http://schemas.openxmlformats.org/drawingml/2006/picture">
+                <pic:pic xmlns:pic="http://schemas.openxmlformats.org/drawingml/2006/picture">
+                  <pic:nvPicPr>
+                    <pic:cNvPr id="1421373654" name=""/>
+                    <pic:cNvPicPr/>
+                  </pic:nvPicPr>
+                  <pic:blipFill>
+                    <a:blip r:embed="rId18"/>
+                    <a:stretch>
+                      <a:fillRect/>
+                    </a:stretch>
+                  </pic:blipFill>
+                  <pic:spPr>
+                    <a:xfrm>
+                      <a:off x="0" y="0"/>
+                      <a:ext cx="3563713" cy="4996996"/>
+                    </a:xfrm>
+                    <a:prstGeom prst="rect">
+                      <a:avLst/>
+                    </a:prstGeom>
+                  </pic:spPr>
+                </pic:pic>
+              </a:graphicData>
+            </a:graphic>
+            <wp14:sizeRelH relativeFrom="page">
+              <wp14:pctWidth>0</wp14:pctWidth>
+            </wp14:sizeRelH>
+            <wp14:sizeRelV relativeFrom="page">
+              <wp14:pctHeight>0</wp14:pctHeight>
+            </wp14:sizeRelV>
+          </wp:anchor>
+        </w:drawing>
+      </w:r>
+    </w:p>
+    <w:p>
+      <w:pPr>
+        <w:rPr>
+          <w:lang w:val="es-MX"/>
+        </w:rPr>
+      </w:pPr>
+    </w:p>
+    <w:p>
+      <w:pPr>
+        <w:rPr>
+          <w:lang w:val="es-MX"/>
+        </w:rPr>
+      </w:pPr>
+    </w:p>
+    <w:p>
+      <w:pPr>
+        <w:rPr>
+          <w:lang w:val="es-MX"/>
+        </w:rPr>
+      </w:pPr>
+    </w:p>
+    <w:p>
+      <w:pPr>
+        <w:rPr>
+          <w:lang w:val="es-MX"/>
+        </w:rPr>
+      </w:pPr>
+    </w:p>
+    <w:p>
+      <w:pPr>
+        <w:rPr>
+          <w:lang w:val="es-MX"/>
+        </w:rPr>
+      </w:pPr>
+    </w:p>
+    <w:p>
+      <w:pPr>
+        <w:rPr>
+          <w:lang w:val="es-MX"/>
+        </w:rPr>
+      </w:pPr>
+    </w:p>
+    <w:p>
+      <w:pPr>
+        <w:rPr>
+          <w:lang w:val="es-MX"/>
+        </w:rPr>
+      </w:pPr>
+      <w:r>
+        <w:rPr>
+          <w:lang w:val="es-MX"/>
+        </w:rPr>
+        <w:drawing>
+          <wp:anchor distT="0" distB="0" distL="114300" distR="114300" simplePos="0" relativeHeight="251668480" behindDoc="0" locked="0" layoutInCell="1" allowOverlap="1" wp14:anchorId="7AA48403" wp14:editId="7B109799">
+            <wp:simplePos x="0" y="0"/>
+            <wp:positionH relativeFrom="column">
+              <wp:posOffset>2834640</wp:posOffset>
+            </wp:positionH>
+            <wp:positionV relativeFrom="paragraph">
+              <wp:posOffset>10160</wp:posOffset>
+            </wp:positionV>
+            <wp:extent cx="3687418" cy="3970020"/>
+            <wp:effectExtent l="0" t="0" r="8890" b="0"/>
+            <wp:wrapNone/>
+            <wp:docPr id="62881853" name="Imagen 1"/>
+            <wp:cNvGraphicFramePr>
+              <a:graphicFrameLocks xmlns:a="http://schemas.openxmlformats.org/drawingml/2006/main" noChangeAspect="1"/>
+            </wp:cNvGraphicFramePr>
+            <a:graphic xmlns:a="http://schemas.openxmlformats.org/drawingml/2006/main">
+              <a:graphicData uri="http://schemas.openxmlformats.org/drawingml/2006/picture">
+                <pic:pic xmlns:pic="http://schemas.openxmlformats.org/drawingml/2006/picture">
+                  <pic:nvPicPr>
+                    <pic:cNvPr id="62881853" name=""/>
+                    <pic:cNvPicPr/>
+                  </pic:nvPicPr>
+                  <pic:blipFill>
+                    <a:blip r:embed="rId19"/>
+                    <a:stretch>
+                      <a:fillRect/>
+                    </a:stretch>
+                  </pic:blipFill>
+                  <pic:spPr>
+                    <a:xfrm>
+                      <a:off x="0" y="0"/>
+                      <a:ext cx="3687418" cy="3970020"/>
+                    </a:xfrm>
+                    <a:prstGeom prst="rect">
+                      <a:avLst/>
+                    </a:prstGeom>
+                  </pic:spPr>
+                </pic:pic>
+              </a:graphicData>
+            </a:graphic>
+            <wp14:sizeRelH relativeFrom="page">
+              <wp14:pctWidth>0</wp14:pctWidth>
+            </wp14:sizeRelH>
+            <wp14:sizeRelV relativeFrom="page">
+              <wp14:pctHeight>0</wp14:pctHeight>
+            </wp14:sizeRelV>
+          </wp:anchor>
+        </w:drawing>
+      </w:r>
+    </w:p>
+    <w:p>
+      <w:pPr>
+        <w:rPr>
+          <w:lang w:val="es-MX"/>
+        </w:rPr>
+      </w:pPr>
+    </w:p>
+    <w:p>
+      <w:pPr>
+        <w:rPr>
+          <w:lang w:val="es-MX"/>
+        </w:rPr>
+      </w:pPr>
+    </w:p>
+    <w:p>
+      <w:pPr>
+        <w:rPr>
+          <w:lang w:val="es-MX"/>
+        </w:rPr>
+      </w:pPr>
+    </w:p>
+    <w:p>
+      <w:pPr>
+        <w:rPr>
+          <w:lang w:val="es-MX"/>
+        </w:rPr>
+      </w:pPr>
+    </w:p>
+    <w:p>
+      <w:pPr>
+        <w:rPr>
+          <w:lang w:val="es-MX"/>
+        </w:rPr>
+      </w:pPr>
+    </w:p>
+    <w:p>
+      <w:pPr>
+        <w:rPr>
+          <w:lang w:val="es-MX"/>
+        </w:rPr>
+      </w:pPr>
+      <w:r>
+        <w:rPr>
+          <w:lang w:val="es-MX"/>
+        </w:rPr>
+        <w:drawing>
+          <wp:anchor distT="0" distB="0" distL="114300" distR="114300" simplePos="0" relativeHeight="251667456" behindDoc="0" locked="0" layoutInCell="1" allowOverlap="1" wp14:anchorId="3947DC9D" wp14:editId="0934076B">
+            <wp:simplePos x="0" y="0"/>
+            <wp:positionH relativeFrom="column">
+              <wp:posOffset>-822960</wp:posOffset>
+            </wp:positionH>
+            <wp:positionV relativeFrom="paragraph">
+              <wp:posOffset>198404</wp:posOffset>
+            </wp:positionV>
+            <wp:extent cx="3437509" cy="3848100"/>
+            <wp:effectExtent l="0" t="0" r="0" b="0"/>
+            <wp:wrapNone/>
+            <wp:docPr id="2020815053" name="Imagen 1" descr="Texto&#10;&#10;El contenido generado por IA puede ser incorrecto."/>
+            <wp:cNvGraphicFramePr>
+              <a:graphicFrameLocks xmlns:a="http://schemas.openxmlformats.org/drawingml/2006/main" noChangeAspect="1"/>
+            </wp:cNvGraphicFramePr>
+            <a:graphic xmlns:a="http://schemas.openxmlformats.org/drawingml/2006/main">
+              <a:graphicData uri="http://schemas.openxmlformats.org/drawingml/2006/picture">
+                <pic:pic xmlns:pic="http://schemas.openxmlformats.org/drawingml/2006/picture">
+                  <pic:nvPicPr>
+                    <pic:cNvPr id="2020815053" name="Imagen 1" descr="Texto&#10;&#10;El contenido generado por IA puede ser incorrecto."/>
+                    <pic:cNvPicPr/>
+                  </pic:nvPicPr>
+                  <pic:blipFill>
+                    <a:blip r:embed="rId20"/>
+                    <a:stretch>
+                      <a:fillRect/>
+                    </a:stretch>
+                  </pic:blipFill>
+                  <pic:spPr>
+                    <a:xfrm>
+                      <a:off x="0" y="0"/>
+                      <a:ext cx="3437509" cy="3848100"/>
+                    </a:xfrm>
+                    <a:prstGeom prst="rect">
+                      <a:avLst/>
+                    </a:prstGeom>
+                  </pic:spPr>
+                </pic:pic>
+              </a:graphicData>
+            </a:graphic>
+            <wp14:sizeRelH relativeFrom="page">
+              <wp14:pctWidth>0</wp14:pctWidth>
+            </wp14:sizeRelH>
+            <wp14:sizeRelV relativeFrom="page">
+              <wp14:pctHeight>0</wp14:pctHeight>
+            </wp14:sizeRelV>
+          </wp:anchor>
+        </w:drawing>
+      </w:r>
+    </w:p>
+    <w:p>
+      <w:pPr>
+        <w:rPr>
+          <w:lang w:val="es-MX"/>
+        </w:rPr>
+      </w:pPr>
+    </w:p>
+    <w:p>
+      <w:pPr>
+        <w:rPr>
+          <w:lang w:val="es-MX"/>
+        </w:rPr>
+      </w:pPr>
+    </w:p>
+    <w:p>
+      <w:pPr>
+        <w:rPr>
+          <w:lang w:val="es-MX"/>
+        </w:rPr>
+      </w:pPr>
+    </w:p>
+    <w:p>
+      <w:pPr>
+        <w:rPr>
+          <w:lang w:val="es-MX"/>
+        </w:rPr>
+      </w:pPr>
+    </w:p>
+    <w:p>
+      <w:pPr>
+        <w:rPr>
+          <w:lang w:val="es-MX"/>
+        </w:rPr>
+      </w:pPr>
+    </w:p>
+    <w:p>
+      <w:pPr>
+        <w:rPr>
+          <w:lang w:val="es-MX"/>
+        </w:rPr>
+      </w:pPr>
+    </w:p>
+    <w:p>
+      <w:pPr>
+        <w:rPr>
+          <w:lang w:val="es-MX"/>
+        </w:rPr>
+      </w:pPr>
+    </w:p>
+    <w:p>
+      <w:pPr>
+        <w:rPr>
+          <w:lang w:val="es-MX"/>
+        </w:rPr>
+      </w:pPr>
+    </w:p>
+    <w:p>
+      <w:pPr>
+        <w:rPr>
+          <w:lang w:val="es-MX"/>
+        </w:rPr>
+      </w:pPr>
+    </w:p>
+    <w:p>
+      <w:pPr>
+        <w:rPr>
+          <w:lang w:val="es-MX"/>
+        </w:rPr>
+      </w:pPr>
+    </w:p>
+    <w:p>
+      <w:pPr>
+        <w:rPr>
+          <w:lang w:val="es-MX"/>
+        </w:rPr>
+      </w:pPr>
+    </w:p>
+    <w:p>
+      <w:pPr>
+        <w:rPr>
+          <w:lang w:val="es-MX"/>
+        </w:rPr>
+      </w:pPr>
+    </w:p>
+    <w:p>
+      <w:pPr>
+        <w:rPr>
+          <w:lang w:val="es-MX"/>
+        </w:rPr>
+      </w:pPr>
       <w:r>
         <w:rPr>
           <w:b/>
@@ -2635,10 +3974,447 @@
           <w:lang w:val="es-MX"/>
         </w:rPr>
       </w:pPr>
-      <w:r>
-        <w:rPr>
-          <w:lang w:val="es-MX"/>
-        </w:rPr>
+    </w:p>
+    <w:p>
+      <w:pPr>
+        <w:rPr>
+          <w:lang w:val="es-MX"/>
+        </w:rPr>
+      </w:pPr>
+    </w:p>
+    <w:p>
+      <w:pPr>
+        <w:rPr>
+          <w:lang w:val="es-MX"/>
+        </w:rPr>
+      </w:pPr>
+    </w:p>
+    <w:p>
+      <w:pPr>
+        <w:rPr>
+          <w:lang w:val="es-MX"/>
+        </w:rPr>
+      </w:pPr>
+    </w:p>
+    <w:p>
+      <w:pPr>
+        <w:rPr>
+          <w:lang w:val="es-MX"/>
+        </w:rPr>
+      </w:pPr>
+    </w:p>
+    <w:p>
+      <w:pPr>
+        <w:rPr>
+          <w:lang w:val="es-MX"/>
+        </w:rPr>
+      </w:pPr>
+    </w:p>
+    <w:p>
+      <w:pPr>
+        <w:rPr>
+          <w:lang w:val="es-MX"/>
+        </w:rPr>
+      </w:pPr>
+    </w:p>
+    <w:p>
+      <w:pPr>
+        <w:rPr>
+          <w:lang w:val="es-MX"/>
+        </w:rPr>
+      </w:pPr>
+    </w:p>
+    <w:p>
+      <w:pPr>
+        <w:rPr>
+          <w:lang w:val="es-MX"/>
+        </w:rPr>
+      </w:pPr>
+    </w:p>
+    <w:p>
+      <w:pPr>
+        <w:rPr>
+          <w:lang w:val="es-MX"/>
+        </w:rPr>
+      </w:pPr>
+    </w:p>
+    <w:p>
+      <w:pPr>
+        <w:rPr>
+          <w:lang w:val="es-MX"/>
+        </w:rPr>
+      </w:pPr>
+    </w:p>
+    <w:p>
+      <w:pPr>
+        <w:rPr>
+          <w:lang w:val="es-MX"/>
+        </w:rPr>
+      </w:pPr>
+    </w:p>
+    <w:p>
+      <w:pPr>
+        <w:rPr>
+          <w:lang w:val="es-MX"/>
+        </w:rPr>
+      </w:pPr>
+    </w:p>
+    <w:p>
+      <w:pPr>
+        <w:rPr>
+          <w:lang w:val="es-MX"/>
+        </w:rPr>
+      </w:pPr>
+      <w:r>
+        <w:rPr>
+          <w:lang w:val="es-MX"/>
+        </w:rPr>
+        <w:lastRenderedPageBreak/>
+        <w:drawing>
+          <wp:anchor distT="0" distB="0" distL="114300" distR="114300" simplePos="0" relativeHeight="251670528" behindDoc="0" locked="0" layoutInCell="1" allowOverlap="1" wp14:anchorId="6163431E" wp14:editId="754BC509">
+            <wp:simplePos x="0" y="0"/>
+            <wp:positionH relativeFrom="column">
+              <wp:posOffset>-982980</wp:posOffset>
+            </wp:positionH>
+            <wp:positionV relativeFrom="paragraph">
+              <wp:posOffset>129540</wp:posOffset>
+            </wp:positionV>
+            <wp:extent cx="3787775" cy="3916680"/>
+            <wp:effectExtent l="0" t="0" r="3175" b="7620"/>
+            <wp:wrapNone/>
+            <wp:docPr id="2108342547" name="Imagen 1" descr="Texto&#10;&#10;El contenido generado por IA puede ser incorrecto."/>
+            <wp:cNvGraphicFramePr>
+              <a:graphicFrameLocks xmlns:a="http://schemas.openxmlformats.org/drawingml/2006/main" noChangeAspect="1"/>
+            </wp:cNvGraphicFramePr>
+            <a:graphic xmlns:a="http://schemas.openxmlformats.org/drawingml/2006/main">
+              <a:graphicData uri="http://schemas.openxmlformats.org/drawingml/2006/picture">
+                <pic:pic xmlns:pic="http://schemas.openxmlformats.org/drawingml/2006/picture">
+                  <pic:nvPicPr>
+                    <pic:cNvPr id="2108342547" name="Imagen 1" descr="Texto&#10;&#10;El contenido generado por IA puede ser incorrecto."/>
+                    <pic:cNvPicPr/>
+                  </pic:nvPicPr>
+                  <pic:blipFill>
+                    <a:blip r:embed="rId21"/>
+                    <a:stretch>
+                      <a:fillRect/>
+                    </a:stretch>
+                  </pic:blipFill>
+                  <pic:spPr>
+                    <a:xfrm>
+                      <a:off x="0" y="0"/>
+                      <a:ext cx="3787775" cy="3916680"/>
+                    </a:xfrm>
+                    <a:prstGeom prst="rect">
+                      <a:avLst/>
+                    </a:prstGeom>
+                  </pic:spPr>
+                </pic:pic>
+              </a:graphicData>
+            </a:graphic>
+            <wp14:sizeRelH relativeFrom="page">
+              <wp14:pctWidth>0</wp14:pctWidth>
+            </wp14:sizeRelH>
+            <wp14:sizeRelV relativeFrom="page">
+              <wp14:pctHeight>0</wp14:pctHeight>
+            </wp14:sizeRelV>
+          </wp:anchor>
+        </w:drawing>
+      </w:r>
+    </w:p>
+    <w:p>
+      <w:pPr>
+        <w:rPr>
+          <w:lang w:val="es-MX"/>
+        </w:rPr>
+      </w:pPr>
+    </w:p>
+    <w:p>
+      <w:pPr>
+        <w:rPr>
+          <w:lang w:val="es-MX"/>
+        </w:rPr>
+      </w:pPr>
+    </w:p>
+    <w:p>
+      <w:pPr>
+        <w:rPr>
+          <w:lang w:val="es-MX"/>
+        </w:rPr>
+      </w:pPr>
+    </w:p>
+    <w:p>
+      <w:pPr>
+        <w:rPr>
+          <w:lang w:val="es-MX"/>
+        </w:rPr>
+      </w:pPr>
+    </w:p>
+    <w:p>
+      <w:pPr>
+        <w:rPr>
+          <w:lang w:val="es-MX"/>
+        </w:rPr>
+      </w:pPr>
+    </w:p>
+    <w:p>
+      <w:pPr>
+        <w:rPr>
+          <w:lang w:val="es-MX"/>
+        </w:rPr>
+      </w:pPr>
+      <w:r>
+        <w:rPr>
+          <w:lang w:val="es-MX"/>
+        </w:rPr>
+        <w:drawing>
+          <wp:anchor distT="0" distB="0" distL="114300" distR="114300" simplePos="0" relativeHeight="251672576" behindDoc="0" locked="0" layoutInCell="1" allowOverlap="1" wp14:anchorId="584F973D" wp14:editId="1406BD07">
+            <wp:simplePos x="0" y="0"/>
+            <wp:positionH relativeFrom="column">
+              <wp:posOffset>2941320</wp:posOffset>
+            </wp:positionH>
+            <wp:positionV relativeFrom="paragraph">
+              <wp:posOffset>248920</wp:posOffset>
+            </wp:positionV>
+            <wp:extent cx="3604013" cy="3672840"/>
+            <wp:effectExtent l="0" t="0" r="0" b="3810"/>
+            <wp:wrapNone/>
+            <wp:docPr id="1471332076" name="Imagen 1" descr="Texto&#10;&#10;El contenido generado por IA puede ser incorrecto."/>
+            <wp:cNvGraphicFramePr>
+              <a:graphicFrameLocks xmlns:a="http://schemas.openxmlformats.org/drawingml/2006/main" noChangeAspect="1"/>
+            </wp:cNvGraphicFramePr>
+            <a:graphic xmlns:a="http://schemas.openxmlformats.org/drawingml/2006/main">
+              <a:graphicData uri="http://schemas.openxmlformats.org/drawingml/2006/picture">
+                <pic:pic xmlns:pic="http://schemas.openxmlformats.org/drawingml/2006/picture">
+                  <pic:nvPicPr>
+                    <pic:cNvPr id="1471332076" name="Imagen 1" descr="Texto&#10;&#10;El contenido generado por IA puede ser incorrecto."/>
+                    <pic:cNvPicPr/>
+                  </pic:nvPicPr>
+                  <pic:blipFill>
+                    <a:blip r:embed="rId22"/>
+                    <a:stretch>
+                      <a:fillRect/>
+                    </a:stretch>
+                  </pic:blipFill>
+                  <pic:spPr>
+                    <a:xfrm>
+                      <a:off x="0" y="0"/>
+                      <a:ext cx="3604013" cy="3672840"/>
+                    </a:xfrm>
+                    <a:prstGeom prst="rect">
+                      <a:avLst/>
+                    </a:prstGeom>
+                  </pic:spPr>
+                </pic:pic>
+              </a:graphicData>
+            </a:graphic>
+            <wp14:sizeRelH relativeFrom="page">
+              <wp14:pctWidth>0</wp14:pctWidth>
+            </wp14:sizeRelH>
+            <wp14:sizeRelV relativeFrom="page">
+              <wp14:pctHeight>0</wp14:pctHeight>
+            </wp14:sizeRelV>
+          </wp:anchor>
+        </w:drawing>
+      </w:r>
+    </w:p>
+    <w:p>
+      <w:pPr>
+        <w:rPr>
+          <w:lang w:val="es-MX"/>
+        </w:rPr>
+      </w:pPr>
+    </w:p>
+    <w:p>
+      <w:pPr>
+        <w:rPr>
+          <w:lang w:val="es-MX"/>
+        </w:rPr>
+      </w:pPr>
+    </w:p>
+    <w:p>
+      <w:pPr>
+        <w:rPr>
+          <w:lang w:val="es-MX"/>
+        </w:rPr>
+      </w:pPr>
+    </w:p>
+    <w:p>
+      <w:pPr>
+        <w:rPr>
+          <w:lang w:val="es-MX"/>
+        </w:rPr>
+      </w:pPr>
+    </w:p>
+    <w:p>
+      <w:pPr>
+        <w:rPr>
+          <w:lang w:val="es-MX"/>
+        </w:rPr>
+      </w:pPr>
+    </w:p>
+    <w:p>
+      <w:pPr>
+        <w:rPr>
+          <w:lang w:val="es-MX"/>
+        </w:rPr>
+      </w:pPr>
+      <w:r>
+        <w:rPr>
+          <w:lang w:val="es-MX"/>
+        </w:rPr>
+        <w:drawing>
+          <wp:anchor distT="0" distB="0" distL="114300" distR="114300" simplePos="0" relativeHeight="251671552" behindDoc="0" locked="0" layoutInCell="1" allowOverlap="1" wp14:anchorId="6FCAAD2B" wp14:editId="6F7B564E">
+            <wp:simplePos x="0" y="0"/>
+            <wp:positionH relativeFrom="column">
+              <wp:posOffset>-990600</wp:posOffset>
+            </wp:positionH>
+            <wp:positionV relativeFrom="paragraph">
+              <wp:posOffset>262255</wp:posOffset>
+            </wp:positionV>
+            <wp:extent cx="3795681" cy="3048000"/>
+            <wp:effectExtent l="0" t="0" r="0" b="0"/>
+            <wp:wrapNone/>
+            <wp:docPr id="221971217" name="Imagen 1" descr="Texto&#10;&#10;El contenido generado por IA puede ser incorrecto."/>
+            <wp:cNvGraphicFramePr>
+              <a:graphicFrameLocks xmlns:a="http://schemas.openxmlformats.org/drawingml/2006/main" noChangeAspect="1"/>
+            </wp:cNvGraphicFramePr>
+            <a:graphic xmlns:a="http://schemas.openxmlformats.org/drawingml/2006/main">
+              <a:graphicData uri="http://schemas.openxmlformats.org/drawingml/2006/picture">
+                <pic:pic xmlns:pic="http://schemas.openxmlformats.org/drawingml/2006/picture">
+                  <pic:nvPicPr>
+                    <pic:cNvPr id="221971217" name="Imagen 1" descr="Texto&#10;&#10;El contenido generado por IA puede ser incorrecto."/>
+                    <pic:cNvPicPr/>
+                  </pic:nvPicPr>
+                  <pic:blipFill>
+                    <a:blip r:embed="rId23"/>
+                    <a:stretch>
+                      <a:fillRect/>
+                    </a:stretch>
+                  </pic:blipFill>
+                  <pic:spPr>
+                    <a:xfrm>
+                      <a:off x="0" y="0"/>
+                      <a:ext cx="3795681" cy="3048000"/>
+                    </a:xfrm>
+                    <a:prstGeom prst="rect">
+                      <a:avLst/>
+                    </a:prstGeom>
+                  </pic:spPr>
+                </pic:pic>
+              </a:graphicData>
+            </a:graphic>
+            <wp14:sizeRelH relativeFrom="page">
+              <wp14:pctWidth>0</wp14:pctWidth>
+            </wp14:sizeRelH>
+            <wp14:sizeRelV relativeFrom="page">
+              <wp14:pctHeight>0</wp14:pctHeight>
+            </wp14:sizeRelV>
+          </wp:anchor>
+        </w:drawing>
+      </w:r>
+    </w:p>
+    <w:p>
+      <w:pPr>
+        <w:rPr>
+          <w:lang w:val="es-MX"/>
+        </w:rPr>
+      </w:pPr>
+    </w:p>
+    <w:p>
+      <w:pPr>
+        <w:rPr>
+          <w:lang w:val="es-MX"/>
+        </w:rPr>
+      </w:pPr>
+    </w:p>
+    <w:p>
+      <w:pPr>
+        <w:rPr>
+          <w:lang w:val="es-MX"/>
+        </w:rPr>
+      </w:pPr>
+    </w:p>
+    <w:p>
+      <w:pPr>
+        <w:rPr>
+          <w:lang w:val="es-MX"/>
+        </w:rPr>
+      </w:pPr>
+    </w:p>
+    <w:p>
+      <w:pPr>
+        <w:rPr>
+          <w:lang w:val="es-MX"/>
+        </w:rPr>
+      </w:pPr>
+    </w:p>
+    <w:p>
+      <w:pPr>
+        <w:rPr>
+          <w:lang w:val="es-MX"/>
+        </w:rPr>
+      </w:pPr>
+    </w:p>
+    <w:p>
+      <w:pPr>
+        <w:rPr>
+          <w:lang w:val="es-MX"/>
+        </w:rPr>
+      </w:pPr>
+    </w:p>
+    <w:p>
+      <w:pPr>
+        <w:rPr>
+          <w:lang w:val="es-MX"/>
+        </w:rPr>
+      </w:pPr>
+    </w:p>
+    <w:p>
+      <w:pPr>
+        <w:rPr>
+          <w:lang w:val="es-MX"/>
+        </w:rPr>
+      </w:pPr>
+    </w:p>
+    <w:p>
+      <w:pPr>
+        <w:rPr>
+          <w:lang w:val="es-MX"/>
+        </w:rPr>
+      </w:pPr>
+    </w:p>
+    <w:p>
+      <w:pPr>
+        <w:rPr>
+          <w:lang w:val="es-MX"/>
+        </w:rPr>
+      </w:pPr>
+    </w:p>
+    <w:p>
+      <w:pPr>
+        <w:rPr>
+          <w:lang w:val="es-MX"/>
+        </w:rPr>
+      </w:pPr>
+    </w:p>
+    <w:p>
+      <w:pPr>
+        <w:rPr>
+          <w:lang w:val="es-MX"/>
+        </w:rPr>
+      </w:pPr>
+    </w:p>
+    <w:p>
+      <w:pPr>
+        <w:rPr>
+          <w:lang w:val="es-MX"/>
+        </w:rPr>
+      </w:pPr>
+      <w:r>
+        <w:rPr>
+          <w:lang w:val="es-MX"/>
+        </w:rPr>
+        <w:lastRenderedPageBreak/>
         <w:t>------------------------------------------------------------</w:t>
       </w:r>
     </w:p>
@@ -2748,7 +4524,6 @@
         <w:rPr>
           <w:lang w:val="es-MX"/>
         </w:rPr>
-        <w:lastRenderedPageBreak/>
         <w:t>• Constructores implementados y sobrecargados.</w:t>
       </w:r>
     </w:p>
